--- a/docx_chapters/17_Trail_7__Sequoyah_Park.docx
+++ b/docx_chapters/17_Trail_7__Sequoyah_Park.docx
@@ -151,18 +151,18 @@
               <w:pStyle w:val="Compact"/>
             </w:pPr>
             <w:r>
-              <w:t xml:space="preserve">Time Estimate</w:t>
-            </w:r>
-          </w:p>
-        </w:tc>
-        <w:tc>
-          <w:tcPr/>
-          <w:p>
-            <w:pPr>
-              <w:pStyle w:val="Compact"/>
-            </w:pPr>
-            <w:r>
-              <w:t xml:space="preserve">1 hour - 2 hours</w:t>
+              <w:t xml:space="preserve">Time from Knoxville</w:t>
+            </w:r>
+          </w:p>
+        </w:tc>
+        <w:tc>
+          <w:tcPr/>
+          <w:p>
+            <w:pPr>
+              <w:pStyle w:val="Compact"/>
+            </w:pPr>
+            <w:r>
+              <w:t xml:space="preserve">10-15 mins</w:t>
             </w:r>
           </w:p>
         </w:tc>
@@ -488,19 +488,7 @@
         <w:pStyle w:val="BodyText"/>
       </w:pPr>
       <w:r>
-        <w:t xml:space="preserve">The above address takes you to the parking area next to restrooms that serve as a landmark for this sprawling park. Please note that the address uses a</w:t>
-      </w:r>
-      <w:r>
-        <w:t xml:space="preserve"> </w:t>
-      </w:r>
-      <w:r>
-        <w:t xml:space="preserve">“Plus”</w:t>
-      </w:r>
-      <w:r>
-        <w:t xml:space="preserve"> </w:t>
-      </w:r>
-      <w:r>
-        <w:t xml:space="preserve">code that only works with Google Maps. A Google Maps Plus code is a short, alphanumeric code that pinpoints an exact location anywhere in the world without needing a street address.</w:t>
+        <w:t xml:space="preserve">The above address takes you to the parking area next to restrooms that serve as a landmark for this sprawling park. Please note that the address uses a Google Maps Plus code, as this location does not have a street address.</w:t>
       </w:r>
     </w:p>
     <w:bookmarkEnd w:id="25"/>

--- a/docx_chapters/17_Trail_7__Sequoyah_Park.docx
+++ b/docx_chapters/17_Trail_7__Sequoyah_Park.docx
@@ -2,7 +2,7 @@
 <file path=word/document.xml><?xml version="1.0" encoding="utf-8"?>
 <w:document xmlns:w="http://schemas.openxmlformats.org/wordprocessingml/2006/main" xmlns:m="http://schemas.openxmlformats.org/officeDocument/2006/math" xmlns:r="http://schemas.openxmlformats.org/officeDocument/2006/relationships" xmlns:o="urn:schemas-microsoft-com:office:office" xmlns:v="urn:schemas-microsoft-com:vml" xmlns:w10="urn:schemas-microsoft-com:office:word" xmlns:a="http://schemas.openxmlformats.org/drawingml/2006/main" xmlns:pic="http://schemas.openxmlformats.org/drawingml/2006/picture" xmlns:wp="http://schemas.openxmlformats.org/drawingml/2006/wordprocessingDrawing">
   <w:body>
-    <w:bookmarkStart w:id="30" w:name="trail-7-sequoyah-park"/>
+    <w:bookmarkStart w:id="28" w:name="trail-7-sequoyah-park"/>
     <w:p>
       <w:pPr>
         <w:pStyle w:val="Heading2"/>
@@ -319,7 +319,7 @@
               <w:pStyle w:val="Compact"/>
             </w:pPr>
             <w:r>
-              <w:t xml:space="preserve">Strollers and Wheelchairs</w:t>
+              <w:t xml:space="preserve">Accessibility</w:t>
             </w:r>
           </w:p>
         </w:tc>
@@ -492,7 +492,7 @@
       </w:r>
     </w:p>
     <w:bookmarkEnd w:id="25"/>
-    <w:bookmarkStart w:id="28" w:name="trail-description"/>
+    <w:bookmarkStart w:id="26" w:name="trail-description"/>
     <w:p>
       <w:pPr>
         <w:pStyle w:val="Heading3"/>
@@ -744,7 +744,7 @@
               <w:jc w:val="left"/>
             </w:pPr>
             <w:r>
-              <w:t xml:space="preserve">Native American mound. Note the historical marker. Walk along past the homes on both sides of the greenway.</w:t>
+              <w:t xml:space="preserve">Site of Native American mound. Note the historical marker. Walk along past the homes on both sides of the greenway.</w:t>
             </w:r>
           </w:p>
         </w:tc>
@@ -776,125 +776,8 @@
         </w:tc>
       </w:tr>
     </w:tbl>
-    <w:p>
-      <w:pPr>
-        <w:pStyle w:val="BodyText"/>
-      </w:pPr>
-      <w:r>
-        <w:t xml:space="preserve"> </w:t>
-      </w:r>
-    </w:p>
-    <w:tbl>
-      <w:tblPr>
-        <w:tblStyle w:val="Table"/>
-        <w:tblInd w:w="164" w:type="dxa"/>
-        <w:tblBorders>
-          <w:left w:val="single" w:sz="24" w:space="0" w:color="0758E5"/>
-        </w:tblBorders>
-        <w:tblCellMar>
-          <w:left w:w="0" w:type="dxa"/>
-          <w:right w:w="0" w:type="dxa"/>
-        </w:tblCellMar>
-        <w:tblLook w:firstRow="0" w:lastRow="0" w:firstColumn="0" w:lastColumn="0" w:noHBand="0" w:noVBand="0" w:val="0000"/>
-      </w:tblPr>
-      <w:tblGrid>
-        <w:gridCol w:w="7920"/>
-      </w:tblGrid>
-      <w:tr>
-        <w:trPr>
-          <w:cantSplit/>
-        </w:trPr>
-        <w:tc>
-          <w:tcPr>
-            <w:tcMar>
-              <w:left w:w="144" w:type="dxa"/>
-              <w:right w:w="144" w:type="dxa"/>
-            </w:tcMar>
-          </w:tcPr>
-          <w:p>
-            <w:pPr>
-              <w:pStyle w:val="BodyText"/>
-            </w:pPr>
-            <w:pPr>
-              <w:spacing w:before="0" w:after="8"/>
-              <w:jc w:val="center"/>
-            </w:pPr>
-            <w:r>
-              <w:drawing>
-                <wp:inline>
-                  <wp:extent cx="152400" cy="152400"/>
-                  <wp:effectExtent b="0" l="0" r="0" t="0"/>
-                  <wp:docPr descr="" title="" id="26" name="Picture"/>
-                  <a:graphic>
-                    <a:graphicData uri="http://schemas.openxmlformats.org/drawingml/2006/picture">
-                      <pic:pic>
-                        <pic:nvPicPr>
-                          <pic:cNvPr descr="/Applications/quarto/share/formats/docx/note.png" id="27" name="Picture"/>
-                          <pic:cNvPicPr>
-                            <a:picLocks noChangeArrowheads="1" noChangeAspect="1"/>
-                          </pic:cNvPicPr>
-                        </pic:nvPicPr>
-                        <pic:blipFill>
-                          <a:blip r:embed="rId22"/>
-                          <a:stretch>
-                            <a:fillRect/>
-                          </a:stretch>
-                        </pic:blipFill>
-                        <pic:spPr bwMode="auto">
-                          <a:xfrm>
-                            <a:off x="0" y="0"/>
-                            <a:ext cx="152400" cy="152400"/>
-                          </a:xfrm>
-                          <a:prstGeom prst="rect">
-                            <a:avLst/>
-                          </a:prstGeom>
-                          <a:noFill/>
-                          <a:ln w="9525">
-                            <a:noFill/>
-                            <a:headEnd/>
-                            <a:tailEnd/>
-                          </a:ln>
-                        </pic:spPr>
-                      </pic:pic>
-                    </a:graphicData>
-                  </a:graphic>
-                </wp:inline>
-              </w:drawing>
-            </w:r>
-          </w:p>
-        </w:tc>
-        <w:tc>
-          <w:p>
-            <w:pPr>
-              <w:pStyle w:val="BodyText"/>
-            </w:pPr>
-            <w:pPr>
-              <w:spacing w:before="16" w:after="64"/>
-            </w:pPr>
-            <w:r>
-              <w:rPr>
-                <w:b/>
-                <w:bCs/>
-              </w:rPr>
-              <w:t xml:space="preserve">Native American Mounds</w:t>
-            </w:r>
-          </w:p>
-          <w:p>
-            <w:pPr>
-              <w:pStyle w:val="BodyText"/>
-            </w:pPr>
-            <w:pPr>
-              <w:spacing w:before="16" w:after="16"/>
-            </w:pPr>
-            <w:r>
-              <w:t xml:space="preserve">These earthen mounds are found in many places along the Mississippi River and its tributaries—like the Tennessee River. Nobody is completely sure why they were built, but some believe they served as gathering spots or markers to return to time and again. The mound here may date back as early as the 1400s, likely created by one of the Native Nations with ancestral ties to the Knoxville region.</w:t>
-            </w:r>
-          </w:p>
-        </w:tc>
-      </w:tr>
-    </w:tbl>
-    <w:bookmarkEnd w:id="28"/>
-    <w:bookmarkStart w:id="29" w:name="nearby"/>
+    <w:bookmarkEnd w:id="26"/>
+    <w:bookmarkStart w:id="27" w:name="nearby"/>
     <w:p>
       <w:pPr>
         <w:pStyle w:val="Heading3"/>
@@ -947,8 +830,8 @@
         <w:t xml:space="preserve">Nearby Whitlow Park (4228 Whitlow Ave SW, Knoxville, TN 37919) features a small but fun playground, nice tennis courts, and a basketball court.</w:t>
       </w:r>
     </w:p>
-    <w:bookmarkEnd w:id="29"/>
-    <w:bookmarkEnd w:id="30"/>
+    <w:bookmarkEnd w:id="27"/>
+    <w:bookmarkEnd w:id="28"/>
     <w:sectPr>
       <w:footnotePr>
         <w:numRestart w:val="eachSect"/>

--- a/docx_chapters/17_Trail_7__Sequoyah_Park.docx
+++ b/docx_chapters/17_Trail_7__Sequoyah_Park.docx
@@ -2,7 +2,7 @@
 <file path=word/document.xml><?xml version="1.0" encoding="utf-8"?>
 <w:document xmlns:w="http://schemas.openxmlformats.org/wordprocessingml/2006/main" xmlns:m="http://schemas.openxmlformats.org/officeDocument/2006/math" xmlns:r="http://schemas.openxmlformats.org/officeDocument/2006/relationships" xmlns:o="urn:schemas-microsoft-com:office:office" xmlns:v="urn:schemas-microsoft-com:vml" xmlns:w10="urn:schemas-microsoft-com:office:word" xmlns:a="http://schemas.openxmlformats.org/drawingml/2006/main" xmlns:pic="http://schemas.openxmlformats.org/drawingml/2006/picture" xmlns:wp="http://schemas.openxmlformats.org/drawingml/2006/wordprocessingDrawing">
   <w:body>
-    <w:bookmarkStart w:id="28" w:name="trail-7-sequoyah-park"/>
+    <w:bookmarkStart w:id="25" w:name="trail-7-sequoyah-park"/>
     <w:p>
       <w:pPr>
         <w:pStyle w:val="Heading2"/>
@@ -45,18 +45,6 @@
       </w:pPr>
       <w:r>
         <w:t xml:space="preserve">trail-07-map.jpeg</w:t>
-      </w:r>
-    </w:p>
-    <w:p>
-      <w:pPr>
-        <w:pStyle w:val="Compact"/>
-        <w:numPr>
-          <w:ilvl w:val="0"/>
-          <w:numId w:val="1001"/>
-        </w:numPr>
-      </w:pPr>
-      <w:r>
-        <w:t xml:space="preserve">elm.png</w:t>
       </w:r>
     </w:p>
     <w:p>
@@ -337,7 +325,7 @@
       </w:tr>
     </w:tbl>
     <w:bookmarkEnd w:id="21"/>
-    <w:bookmarkStart w:id="25" w:name="directions-to-the-trailhead"/>
+    <w:bookmarkStart w:id="22" w:name="directions-to-the-trailhead"/>
     <w:p>
       <w:pPr>
         <w:pStyle w:val="Heading3"/>
@@ -362,127 +350,6 @@
         <w:t xml:space="preserve">Trailhead GPS Coordinates: 35.92932, -83.97398</w:t>
       </w:r>
     </w:p>
-    <w:tbl>
-      <w:tblPr>
-        <w:tblStyle w:val="Table"/>
-        <w:tblInd w:w="164" w:type="dxa"/>
-        <w:tblBorders>
-          <w:left w:val="single" w:sz="24" w:space="0" w:color="0758E5"/>
-        </w:tblBorders>
-        <w:tblCellMar>
-          <w:left w:w="0" w:type="dxa"/>
-          <w:right w:w="0" w:type="dxa"/>
-        </w:tblCellMar>
-        <w:tblLook w:firstRow="0" w:lastRow="0" w:firstColumn="0" w:lastColumn="0" w:noHBand="0" w:noVBand="0" w:val="0000"/>
-      </w:tblPr>
-      <w:tblGrid>
-        <w:gridCol w:w="7920"/>
-      </w:tblGrid>
-      <w:tr>
-        <w:trPr>
-          <w:cantSplit/>
-        </w:trPr>
-        <w:tc>
-          <w:tcPr>
-            <w:tcMar>
-              <w:left w:w="144" w:type="dxa"/>
-              <w:right w:w="144" w:type="dxa"/>
-            </w:tcMar>
-          </w:tcPr>
-          <w:p>
-            <w:pPr>
-              <w:pStyle w:val="BodyText"/>
-            </w:pPr>
-            <w:pPr>
-              <w:spacing w:before="0" w:after="8"/>
-              <w:jc w:val="center"/>
-            </w:pPr>
-            <w:r>
-              <w:drawing>
-                <wp:inline>
-                  <wp:extent cx="152400" cy="152400"/>
-                  <wp:effectExtent b="0" l="0" r="0" t="0"/>
-                  <wp:docPr descr="" title="" id="23" name="Picture"/>
-                  <a:graphic>
-                    <a:graphicData uri="http://schemas.openxmlformats.org/drawingml/2006/picture">
-                      <pic:pic>
-                        <pic:nvPicPr>
-                          <pic:cNvPr descr="/Applications/quarto/share/formats/docx/note.png" id="24" name="Picture"/>
-                          <pic:cNvPicPr>
-                            <a:picLocks noChangeArrowheads="1" noChangeAspect="1"/>
-                          </pic:cNvPicPr>
-                        </pic:nvPicPr>
-                        <pic:blipFill>
-                          <a:blip r:embed="rId22"/>
-                          <a:stretch>
-                            <a:fillRect/>
-                          </a:stretch>
-                        </pic:blipFill>
-                        <pic:spPr bwMode="auto">
-                          <a:xfrm>
-                            <a:off x="0" y="0"/>
-                            <a:ext cx="152400" cy="152400"/>
-                          </a:xfrm>
-                          <a:prstGeom prst="rect">
-                            <a:avLst/>
-                          </a:prstGeom>
-                          <a:noFill/>
-                          <a:ln w="9525">
-                            <a:noFill/>
-                            <a:headEnd/>
-                            <a:tailEnd/>
-                          </a:ln>
-                        </pic:spPr>
-                      </pic:pic>
-                    </a:graphicData>
-                  </a:graphic>
-                </wp:inline>
-              </w:drawing>
-            </w:r>
-          </w:p>
-        </w:tc>
-        <w:tc>
-          <w:p>
-            <w:pPr>
-              <w:pStyle w:val="BodyText"/>
-            </w:pPr>
-            <w:pPr>
-              <w:spacing w:before="16" w:after="64"/>
-            </w:pPr>
-            <w:r>
-              <w:rPr>
-                <w:b/>
-                <w:bCs/>
-              </w:rPr>
-              <w:t xml:space="preserve">Elm Tree</w:t>
-            </w:r>
-          </w:p>
-          <w:p>
-            <w:pPr>
-              <w:pStyle w:val="BodyText"/>
-            </w:pPr>
-            <w:pPr>
-              <w:spacing w:before="16"/>
-            </w:pPr>
-            <w:r>
-              <w:t xml:space="preserve">Trees characterized by an umbrella-shaped crown. The tree near the start of this hike (surrounded by a wire enclosure to prevent cars from being parked nearby) is known as a</w:t>
-            </w:r>
-            <w:r>
-              <w:t xml:space="preserve"> </w:t>
-            </w:r>
-            <w:r>
-              <w:t xml:space="preserve">“Champion”</w:t>
-            </w:r>
-            <w:r>
-              <w:t xml:space="preserve"> </w:t>
-            </w:r>
-            <w:r>
-              <w:t xml:space="preserve">of its kind – the largest Elm in Knoxville.</w:t>
-            </w:r>
-          </w:p>
-        </w:tc>
-      </w:tr>
-    </w:tbl>
     <w:p>
       <w:pPr>
         <w:pStyle w:val="BodyText"/>
@@ -491,8 +358,8 @@
         <w:t xml:space="preserve">The above address takes you to the parking area next to restrooms that serve as a landmark for this sprawling park. Please note that the address uses a Google Maps Plus code, as this location does not have a street address.</w:t>
       </w:r>
     </w:p>
-    <w:bookmarkEnd w:id="25"/>
-    <w:bookmarkStart w:id="26" w:name="trail-description"/>
+    <w:bookmarkEnd w:id="22"/>
+    <w:bookmarkStart w:id="23" w:name="trail-description"/>
     <w:p>
       <w:pPr>
         <w:pStyle w:val="Heading3"/>
@@ -776,8 +643,8 @@
         </w:tc>
       </w:tr>
     </w:tbl>
-    <w:bookmarkEnd w:id="26"/>
-    <w:bookmarkStart w:id="27" w:name="nearby"/>
+    <w:bookmarkEnd w:id="23"/>
+    <w:bookmarkStart w:id="24" w:name="nearby"/>
     <w:p>
       <w:pPr>
         <w:pStyle w:val="Heading3"/>
@@ -830,8 +697,8 @@
         <w:t xml:space="preserve">Nearby Whitlow Park (4228 Whitlow Ave SW, Knoxville, TN 37919) features a small but fun playground, nice tennis courts, and a basketball court.</w:t>
       </w:r>
     </w:p>
-    <w:bookmarkEnd w:id="27"/>
-    <w:bookmarkEnd w:id="28"/>
+    <w:bookmarkEnd w:id="24"/>
+    <w:bookmarkEnd w:id="25"/>
     <w:sectPr>
       <w:footnotePr>
         <w:numRestart w:val="eachSect"/>
